--- a/Etapa Construcción - Iteración 3/Diseño/Especificacion CU19 Modificar Categoria- Kairos - NexTech.docx
+++ b/Etapa Construcción - Iteración 3/Diseño/Especificacion CU19 Modificar Categoria- Kairos - NexTech.docx
@@ -832,7 +832,16 @@
           <w:szCs w:val="72"/>
           <w:rtl w:val="0"/>
         </w:rPr>
-        <w:t xml:space="preserve">CU19 - Modificar Categoría</w:t>
+        <w:t xml:space="preserve">CU19</w:t>
+      </w:r>
+      <w:r>
+        <w:rPr>
+          <w:rFonts w:ascii="Cambria" w:cs="Cambria" w:eastAsia="Cambria" w:hAnsi="Cambria"/>
+          <w:sz w:val="72"/>
+          <w:szCs w:val="72"/>
+          <w:rtl w:val="0"/>
+        </w:rPr>
+        <w:t xml:space="preserve"> - Modificar Categoría</w:t>
       </w:r>
       <w:r>
         <w:rPr>
@@ -1400,7 +1409,7 @@
     </w:p>
     <w:sdt>
       <w:sdtPr>
-        <w:id w:val="96928871"/>
+        <w:id w:val="-1871892800"/>
         <w:docPartObj>
           <w:docPartGallery w:val="Table of Contents"/>
           <w:docPartUnique w:val="1"/>
@@ -1424,8 +1433,8 @@
               <w:smallCaps w:val="0"/>
               <w:strike w:val="0"/>
               <w:color w:val="000000"/>
-              <w:sz w:val="22"/>
-              <w:szCs w:val="22"/>
+              <w:sz w:val="24"/>
+              <w:szCs w:val="24"/>
               <w:u w:val="none"/>
               <w:shd w:fill="auto" w:val="clear"/>
               <w:vertAlign w:val="baseline"/>
@@ -1447,8 +1456,8 @@
                 <w:smallCaps w:val="0"/>
                 <w:strike w:val="0"/>
                 <w:color w:val="000000"/>
-                <w:sz w:val="22"/>
-                <w:szCs w:val="22"/>
+                <w:sz w:val="24"/>
+                <w:szCs w:val="24"/>
                 <w:u w:val="none"/>
                 <w:shd w:fill="auto" w:val="clear"/>
                 <w:vertAlign w:val="baseline"/>
@@ -1482,8 +1491,8 @@
               <w:smallCaps w:val="0"/>
               <w:strike w:val="0"/>
               <w:color w:val="000000"/>
-              <w:sz w:val="22"/>
-              <w:szCs w:val="22"/>
+              <w:sz w:val="24"/>
+              <w:szCs w:val="24"/>
               <w:u w:val="none"/>
               <w:shd w:fill="auto" w:val="clear"/>
               <w:vertAlign w:val="baseline"/>
@@ -1492,7 +1501,7 @@
           <w:hyperlink w:anchor="_heading=h.ncnjke955axu">
             <w:r>
               <w:rPr>
-                <w:rFonts w:ascii="Calibri" w:cs="Calibri" w:eastAsia="Calibri" w:hAnsi="Calibri"/>
+                <w:rFonts w:ascii="Arial" w:cs="Arial" w:eastAsia="Arial" w:hAnsi="Arial"/>
                 <w:b w:val="1"/>
                 <w:bCs w:val="1"/>
                 <w:i w:val="0"/>
@@ -1500,14 +1509,56 @@
                 <w:smallCaps w:val="0"/>
                 <w:strike w:val="0"/>
                 <w:color w:val="000000"/>
-                <w:sz w:val="28"/>
-                <w:szCs w:val="28"/>
+                <w:sz w:val="24"/>
+                <w:szCs w:val="24"/>
                 <w:u w:val="none"/>
                 <w:shd w:fill="auto" w:val="clear"/>
                 <w:vertAlign w:val="baseline"/>
                 <w:rtl w:val="0"/>
               </w:rPr>
-              <w:t xml:space="preserve">Especificación del CU19: Modificar Categoría</w:t>
+              <w:t xml:space="preserve">Especificación del </w:t>
+            </w:r>
+          </w:hyperlink>
+          <w:hyperlink w:anchor="_heading=h.ncnjke955axu">
+            <w:r>
+              <w:rPr>
+                <w:rFonts w:ascii="Arial" w:cs="Arial" w:eastAsia="Arial" w:hAnsi="Arial"/>
+                <w:b w:val="1"/>
+                <w:bCs w:val="1"/>
+                <w:i w:val="0"/>
+                <w:iCs w:val="0"/>
+                <w:smallCaps w:val="0"/>
+                <w:strike w:val="0"/>
+                <w:color w:val="000000"/>
+                <w:sz w:val="24"/>
+                <w:szCs w:val="24"/>
+                <w:u w:val="none"/>
+                <w:shd w:fill="auto" w:val="clear"/>
+                <w:vertAlign w:val="baseline"/>
+                <w:rtl w:val="0"/>
+              </w:rPr>
+              <w:t xml:space="preserve">CU19</w:t>
+            </w:r>
+          </w:hyperlink>
+          <w:hyperlink w:anchor="_heading=h.ncnjke955axu">
+            <w:r>
+              <w:rPr>
+                <w:rFonts w:ascii="Arial" w:cs="Arial" w:eastAsia="Arial" w:hAnsi="Arial"/>
+                <w:b w:val="1"/>
+                <w:bCs w:val="1"/>
+                <w:i w:val="0"/>
+                <w:iCs w:val="0"/>
+                <w:smallCaps w:val="0"/>
+                <w:strike w:val="0"/>
+                <w:color w:val="000000"/>
+                <w:sz w:val="24"/>
+                <w:szCs w:val="24"/>
+                <w:u w:val="none"/>
+                <w:shd w:fill="auto" w:val="clear"/>
+                <w:vertAlign w:val="baseline"/>
+                <w:rtl w:val="0"/>
+              </w:rPr>
+              <w:t xml:space="preserve">: Modificar Categoría</w:t>
               <w:tab/>
               <w:t xml:space="preserve">4</w:t>
             </w:r>
@@ -1948,7 +1999,17 @@
           <w:szCs w:val="52"/>
           <w:rtl w:val="0"/>
         </w:rPr>
-        <w:t xml:space="preserve">CU19: Modificar Categoría</w:t>
+        <w:t xml:space="preserve">CU19</w:t>
+      </w:r>
+      <w:r>
+        <w:rPr>
+          <w:rFonts w:ascii="Cambria" w:cs="Cambria" w:eastAsia="Cambria" w:hAnsi="Cambria"/>
+          <w:color w:val="17365d"/>
+          <w:sz w:val="52"/>
+          <w:szCs w:val="52"/>
+          <w:rtl w:val="0"/>
+        </w:rPr>
+        <w:t xml:space="preserve">: Modificar Categoría</w:t>
       </w:r>
     </w:p>
     <w:p>
@@ -2150,7 +2211,7 @@
         <w:ind w:left="0" w:firstLine="0"/>
         <w:jc w:val="both"/>
         <w:rPr>
-          <w:rFonts w:ascii="Arial" w:cs="Arial" w:eastAsia="Arial" w:hAnsi="Arial"/>
+          <w:rFonts w:ascii="Calibri" w:cs="Calibri" w:eastAsia="Calibri" w:hAnsi="Calibri"/>
           <w:color w:val="000000"/>
           <w:sz w:val="22"/>
           <w:szCs w:val="22"/>
@@ -2162,28 +2223,20 @@
         <w:rPr>
           <w:rtl w:val="0"/>
         </w:rPr>
-        <w:t xml:space="preserve">Especificación del CU19: Modificar Categoría</w:t>
+        <w:t xml:space="preserve">Especificación del </w:t>
       </w:r>
       <w:r>
         <w:rPr>
           <w:rtl w:val="0"/>
         </w:rPr>
+        <w:t xml:space="preserve">CU19</w:t>
       </w:r>
-    </w:p>
-    <w:p>
-      <w:pPr>
-        <w:pStyle w:val="Heading2"/>
-        <w:spacing w:after="60" w:before="120" w:lineRule="auto"/>
-        <w:ind w:left="0"/>
-        <w:rPr>
-          <w:rFonts w:ascii="Calibri" w:cs="Calibri" w:eastAsia="Calibri" w:hAnsi="Calibri"/>
-          <w:color w:val="000000"/>
-          <w:sz w:val="22"/>
-          <w:szCs w:val="22"/>
-        </w:rPr>
-      </w:pPr>
-      <w:bookmarkStart w:colFirst="0" w:colLast="0" w:name="_heading=h.uibmboqedqzr" w:id="4"/>
-      <w:bookmarkEnd w:id="4"/>
+      <w:r>
+        <w:rPr>
+          <w:rtl w:val="0"/>
+        </w:rPr>
+        <w:t xml:space="preserve">: Modificar Categoría</w:t>
+      </w:r>
       <w:r>
         <w:rPr>
           <w:rtl w:val="0"/>
@@ -2193,7 +2246,7 @@
     <w:sdt>
       <w:sdtPr>
         <w:lock w:val="contentLocked"/>
-        <w:id w:val="1714380919"/>
+        <w:id w:val="973754532"/>
         <w:tag w:val="goog_rdk_0"/>
       </w:sdtPr>
       <w:sdtContent>
@@ -2734,8 +2787,8 @@
               <w:p>
                 <w:pPr>
                   <w:widowControl w:val="0"/>
-                  <w:spacing w:before="0" w:line="240" w:lineRule="auto"/>
-                  <w:ind w:left="0"/>
+                  <w:spacing w:after="0" w:before="0" w:line="240" w:lineRule="auto"/>
+                  <w:ind w:left="0" w:firstLine="0"/>
                   <w:rPr/>
                 </w:pPr>
                 <w:r>
@@ -2794,7 +2847,7 @@
                   <w:rPr>
                     <w:rtl w:val="0"/>
                   </w:rPr>
-                  <w:t xml:space="preserve">El actor edita los campos ‘nombre’ y ‘descrpición’ y presiona “Guardar Cambios”. La </w:t>
+                  <w:t xml:space="preserve">El actor edita los campos ‘nombre’ y ‘descripción’ y presiona “Guardar Cambios”. La </w:t>
                 </w:r>
                 <w:r>
                   <w:rPr>
@@ -2872,8 +2925,8 @@
               <w:p>
                 <w:pPr>
                   <w:widowControl w:val="0"/>
-                  <w:spacing w:before="0" w:line="240" w:lineRule="auto"/>
-                  <w:ind w:left="0"/>
+                  <w:spacing w:after="0" w:before="0" w:line="240" w:lineRule="auto"/>
+                  <w:ind w:left="0" w:firstLine="0"/>
                   <w:rPr/>
                 </w:pPr>
                 <w:r>
@@ -2952,20 +3005,26 @@
                     <w:u w:val="single"/>
                     <w:rtl w:val="0"/>
                   </w:rPr>
-                  <w:t xml:space="preserve">Tarea </w:t>
-                </w:r>
-                <w:r>
-                  <w:rPr>
-                    <w:rtl w:val="0"/>
-                  </w:rPr>
-                  <w:t xml:space="preserve">guardar los datos. La </w:t>
+                  <w:t xml:space="preserve">Categoria </w:t>
+                </w:r>
+                <w:r>
+                  <w:rPr>
+                    <w:rtl w:val="0"/>
+                  </w:rPr>
+                  <w:t xml:space="preserve">guardar los datos. La</w:t>
+                </w:r>
+                <w:r>
+                  <w:rPr>
+                    <w:rtl w:val="0"/>
+                  </w:rPr>
+                  <w:t xml:space="preserve"> entidad </w:t>
                 </w:r>
                 <w:r>
                   <w:rPr>
                     <w:u w:val="single"/>
                     <w:rtl w:val="0"/>
                   </w:rPr>
-                  <w:t xml:space="preserve">Entidad Tarea </w:t>
+                  <w:t xml:space="preserve">Categoria </w:t>
                 </w:r>
                 <w:r>
                   <w:rPr>
@@ -2978,13 +3037,19 @@
                     <w:u w:val="single"/>
                     <w:rtl w:val="0"/>
                   </w:rPr>
-                  <w:t xml:space="preserve">InterfazBDD </w:t>
-                </w:r>
-                <w:r>
-                  <w:rPr>
-                    <w:rtl w:val="0"/>
-                  </w:rPr>
-                  <w:t xml:space="preserve">que cuarde los datos y ésta le solicita a la BDD guardar los datos.</w:t>
+                  <w:t xml:space="preserve">InterfazBDD</w:t>
+                </w:r>
+                <w:r>
+                  <w:rPr>
+                    <w:rtl w:val="0"/>
+                  </w:rPr>
+                  <w:t xml:space="preserve"> </w:t>
+                </w:r>
+                <w:r>
+                  <w:rPr>
+                    <w:rtl w:val="0"/>
+                  </w:rPr>
+                  <w:t xml:space="preserve">que guarde los datos y ésta le solicita a la BDD guardar los datos.</w:t>
                 </w:r>
               </w:p>
             </w:tc>
@@ -2997,6 +3062,7 @@
             </w:trPr>
             <w:tc>
               <w:tcPr>
+                <w:vMerge w:val="continue"/>
                 <w:shd w:fill="auto" w:val="clear"/>
                 <w:tcMar>
                   <w:top w:w="100.0" w:type="dxa"/>
@@ -3009,8 +3075,8 @@
               <w:p>
                 <w:pPr>
                   <w:widowControl w:val="0"/>
-                  <w:spacing w:before="0" w:line="240" w:lineRule="auto"/>
-                  <w:ind w:left="0"/>
+                  <w:spacing w:after="0" w:before="0" w:line="240" w:lineRule="auto"/>
+                  <w:ind w:left="0" w:firstLine="0"/>
                   <w:rPr/>
                 </w:pPr>
                 <w:r>
@@ -3102,7 +3168,13 @@
                     <w:u w:val="single"/>
                     <w:rtl w:val="0"/>
                   </w:rPr>
-                  <w:t xml:space="preserve">ManejadorTarea </w:t>
+                  <w:t xml:space="preserve">ManejadorTarea</w:t>
+                </w:r>
+                <w:r>
+                  <w:rPr>
+                    <w:rtl w:val="0"/>
+                  </w:rPr>
+                  <w:t xml:space="preserve"> </w:t>
                 </w:r>
                 <w:r>
                   <w:rPr>
@@ -3207,6 +3279,7 @@
             </w:trPr>
             <w:tc>
               <w:tcPr>
+                <w:vMerge w:val="restart"/>
                 <w:shd w:fill="auto" w:val="clear"/>
                 <w:tcMar>
                   <w:top w:w="100.0" w:type="dxa"/>
@@ -3227,6 +3300,190 @@
                   <w:rPr>
                     <w:rtl w:val="0"/>
                   </w:rPr>
+                </w:r>
+              </w:p>
+            </w:tc>
+            <w:tc>
+              <w:tcPr>
+                <w:shd w:fill="auto" w:val="clear"/>
+                <w:tcMar>
+                  <w:top w:w="100.0" w:type="dxa"/>
+                  <w:left w:w="100.0" w:type="dxa"/>
+                  <w:bottom w:w="100.0" w:type="dxa"/>
+                  <w:right w:w="100.0" w:type="dxa"/>
+                </w:tcMar>
+                <w:vAlign w:val="top"/>
+              </w:tcPr>
+              <w:p>
+                <w:pPr>
+                  <w:widowControl w:val="0"/>
+                  <w:spacing w:before="0" w:line="240" w:lineRule="auto"/>
+                  <w:ind w:left="0"/>
+                  <w:jc w:val="center"/>
+                  <w:rPr/>
+                </w:pPr>
+                <w:r>
+                  <w:rPr>
+                    <w:rtl w:val="0"/>
+                  </w:rPr>
+                  <w:t xml:space="preserve">2a</w:t>
+                </w:r>
+              </w:p>
+            </w:tc>
+            <w:tc>
+              <w:tcPr>
+                <w:shd w:fill="auto" w:val="clear"/>
+                <w:tcMar>
+                  <w:top w:w="100.0" w:type="dxa"/>
+                  <w:left w:w="100.0" w:type="dxa"/>
+                  <w:bottom w:w="100.0" w:type="dxa"/>
+                  <w:right w:w="100.0" w:type="dxa"/>
+                </w:tcMar>
+                <w:vAlign w:val="top"/>
+              </w:tcPr>
+              <w:p>
+                <w:pPr>
+                  <w:widowControl w:val="0"/>
+                  <w:spacing w:before="0" w:line="240" w:lineRule="auto"/>
+                  <w:ind w:left="0"/>
+                  <w:rPr>
+                    <w:u w:val="single"/>
+                  </w:rPr>
+                </w:pPr>
+                <w:r>
+                  <w:rPr>
+                    <w:u w:val="single"/>
+                    <w:rtl w:val="0"/>
+                  </w:rPr>
+                  <w:t xml:space="preserve">El usuario selecciona “Cancelar”:</w:t>
+                </w:r>
+              </w:p>
+              <w:p>
+                <w:pPr>
+                  <w:widowControl w:val="0"/>
+                  <w:spacing w:before="0" w:line="240" w:lineRule="auto"/>
+                  <w:ind w:left="0"/>
+                  <w:rPr/>
+                </w:pPr>
+                <w:r>
+                  <w:rPr>
+                    <w:rtl w:val="0"/>
+                  </w:rPr>
+                  <w:t xml:space="preserve">El </w:t>
+                </w:r>
+                <w:r>
+                  <w:rPr>
+                    <w:u w:val="single"/>
+                    <w:rtl w:val="0"/>
+                  </w:rPr>
+                  <w:t xml:space="preserve">ManejadorTarea </w:t>
+                </w:r>
+                <w:r>
+                  <w:rPr>
+                    <w:rtl w:val="0"/>
+                  </w:rPr>
+                  <w:t xml:space="preserve">cancela la operación.</w:t>
+                </w:r>
+              </w:p>
+              <w:p>
+                <w:pPr>
+                  <w:widowControl w:val="0"/>
+                  <w:spacing w:before="0" w:line="240" w:lineRule="auto"/>
+                  <w:ind w:left="0"/>
+                  <w:rPr/>
+                </w:pPr>
+                <w:r>
+                  <w:rPr>
+                    <w:rtl w:val="0"/>
+                  </w:rPr>
+                  <w:t xml:space="preserve">Se retorna a la </w:t>
+                </w:r>
+                <w:r>
+                  <w:rPr>
+                    <w:u w:val="single"/>
+                    <w:rtl w:val="0"/>
+                  </w:rPr>
+                  <w:t xml:space="preserve">PantallaGestionCategorias</w:t>
+                </w:r>
+                <w:r>
+                  <w:rPr>
+                    <w:rtl w:val="0"/>
+                  </w:rPr>
+                  <w:t xml:space="preserve"> sin realizar cambios.</w:t>
+                </w:r>
+              </w:p>
+              <w:p>
+                <w:pPr>
+                  <w:widowControl w:val="0"/>
+                  <w:spacing w:before="0" w:line="240" w:lineRule="auto"/>
+                  <w:ind w:left="0"/>
+                  <w:rPr/>
+                </w:pPr>
+                <w:r>
+                  <w:rPr>
+                    <w:rtl w:val="0"/>
+                  </w:rPr>
+                  <w:t xml:space="preserve">Finaliza el caso de uso.</w:t>
+                </w:r>
+              </w:p>
+            </w:tc>
+          </w:tr>
+          <w:tr>
+            <w:trPr>
+              <w:cantSplit w:val="0"/>
+              <w:trHeight w:val="420" w:hRule="atLeast"/>
+              <w:tblHeader w:val="0"/>
+            </w:trPr>
+            <w:tc>
+              <w:tcPr>
+                <w:vMerge w:val="continue"/>
+                <w:shd w:fill="auto" w:val="clear"/>
+                <w:tcMar>
+                  <w:top w:w="100.0" w:type="dxa"/>
+                  <w:left w:w="100.0" w:type="dxa"/>
+                  <w:bottom w:w="100.0" w:type="dxa"/>
+                  <w:right w:w="100.0" w:type="dxa"/>
+                </w:tcMar>
+                <w:vAlign w:val="top"/>
+              </w:tcPr>
+              <w:p>
+                <w:pPr>
+                  <w:widowControl w:val="0"/>
+                  <w:spacing w:after="0" w:before="0" w:line="240" w:lineRule="auto"/>
+                  <w:ind w:left="0" w:firstLine="0"/>
+                  <w:rPr/>
+                </w:pPr>
+                <w:r>
+                  <w:rPr>
+                    <w:rtl w:val="0"/>
+                  </w:rPr>
+                </w:r>
+              </w:p>
+            </w:tc>
+            <w:tc>
+              <w:tcPr>
+                <w:shd w:fill="auto" w:val="clear"/>
+                <w:tcMar>
+                  <w:top w:w="100.0" w:type="dxa"/>
+                  <w:left w:w="100.0" w:type="dxa"/>
+                  <w:bottom w:w="100.0" w:type="dxa"/>
+                  <w:right w:w="100.0" w:type="dxa"/>
+                </w:tcMar>
+                <w:vAlign w:val="top"/>
+              </w:tcPr>
+              <w:p>
+                <w:pPr>
+                  <w:widowControl w:val="0"/>
+                  <w:spacing w:before="0" w:line="240" w:lineRule="auto"/>
+                  <w:ind w:left="0"/>
+                  <w:jc w:val="center"/>
+                  <w:rPr/>
+                </w:pPr>
+                <w:r>
+                  <w:rPr>
+                    <w:rtl w:val="0"/>
+                  </w:rPr>
+                  <w:t xml:space="preserve">2b</w:t>
                 </w:r>
               </w:p>
             </w:tc>
@@ -3250,9 +3507,102 @@
                 </w:pPr>
                 <w:r>
                   <w:rPr>
-                    <w:rtl w:val="0"/>
-                  </w:rPr>
-                  <w:t xml:space="preserve">2a</w:t>
+                    <w:u w:val="single"/>
+                    <w:rtl w:val="0"/>
+                  </w:rPr>
+                  <w:t xml:space="preserve">El ManejadorTarea </w:t>
+                </w:r>
+                <w:r>
+                  <w:rPr>
+                    <w:rtl w:val="0"/>
+                  </w:rPr>
+                  <w:t xml:space="preserve">detecta datos inválidos:</w:t>
+                </w:r>
+              </w:p>
+              <w:p>
+                <w:pPr>
+                  <w:widowControl w:val="0"/>
+                  <w:spacing w:before="0" w:line="240" w:lineRule="auto"/>
+                  <w:ind w:left="0"/>
+                  <w:rPr/>
+                </w:pPr>
+                <w:r>
+                  <w:rPr>
+                    <w:rtl w:val="0"/>
+                  </w:rPr>
+                  <w:t xml:space="preserve">El </w:t>
+                </w:r>
+                <w:r>
+                  <w:rPr>
+                    <w:u w:val="single"/>
+                    <w:rtl w:val="0"/>
+                  </w:rPr>
+                  <w:t xml:space="preserve">ManejadorTarea </w:t>
+                </w:r>
+                <w:r>
+                  <w:rPr>
+                    <w:rtl w:val="0"/>
+                  </w:rPr>
+                  <w:t xml:space="preserve">envía un mensaje de error a la </w:t>
+                </w:r>
+                <w:r>
+                  <w:rPr>
+                    <w:u w:val="single"/>
+                    <w:rtl w:val="0"/>
+                  </w:rPr>
+                  <w:t xml:space="preserve">InterfazUsuario </w:t>
+                </w:r>
+                <w:r>
+                  <w:rPr>
+                    <w:rtl w:val="0"/>
+                  </w:rPr>
+                  <w:t xml:space="preserve">y esta solicita mostrar el mensaje de error a través de la </w:t>
+                </w:r>
+                <w:r>
+                  <w:rPr>
+                    <w:u w:val="single"/>
+                    <w:rtl w:val="0"/>
+                  </w:rPr>
+                  <w:t xml:space="preserve">PantallaGestionCategorias</w:t>
+                </w:r>
+                <w:r>
+                  <w:rPr>
+                    <w:rtl w:val="0"/>
+                  </w:rPr>
+                  <w:t xml:space="preserve">.</w:t>
+                </w:r>
+              </w:p>
+            </w:tc>
+          </w:tr>
+          <w:tr>
+            <w:trPr>
+              <w:cantSplit w:val="0"/>
+              <w:trHeight w:val="420" w:hRule="atLeast"/>
+              <w:tblHeader w:val="0"/>
+            </w:trPr>
+            <w:tc>
+              <w:tcPr>
+                <w:vMerge w:val="continue"/>
+                <w:shd w:fill="auto" w:val="clear"/>
+                <w:tcMar>
+                  <w:top w:w="100.0" w:type="dxa"/>
+                  <w:left w:w="100.0" w:type="dxa"/>
+                  <w:bottom w:w="100.0" w:type="dxa"/>
+                  <w:right w:w="100.0" w:type="dxa"/>
+                </w:tcMar>
+                <w:vAlign w:val="top"/>
+              </w:tcPr>
+              <w:p>
+                <w:pPr>
+                  <w:widowControl w:val="0"/>
+                  <w:spacing w:after="0" w:before="0" w:line="240" w:lineRule="auto"/>
+                  <w:ind w:left="0" w:firstLine="0"/>
+                  <w:rPr/>
+                </w:pPr>
+                <w:r>
+                  <w:rPr>
+                    <w:rtl w:val="0"/>
+                  </w:rPr>
                 </w:r>
               </w:p>
             </w:tc>
@@ -3272,75 +3622,14 @@
                   <w:widowControl w:val="0"/>
                   <w:spacing w:before="0" w:line="240" w:lineRule="auto"/>
                   <w:ind w:left="0"/>
-                  <w:rPr>
-                    <w:u w:val="single"/>
-                  </w:rPr>
-                </w:pPr>
-                <w:r>
-                  <w:rPr>
-                    <w:u w:val="single"/>
-                    <w:rtl w:val="0"/>
-                  </w:rPr>
-                  <w:t xml:space="preserve">El usuario selecciona “Cancelar”:</w:t>
-                </w:r>
-              </w:p>
-              <w:p>
-                <w:pPr>
-                  <w:widowControl w:val="0"/>
-                  <w:spacing w:before="0" w:line="240" w:lineRule="auto"/>
-                  <w:ind w:left="0"/>
+                  <w:jc w:val="center"/>
                   <w:rPr/>
                 </w:pPr>
                 <w:r>
                   <w:rPr>
                     <w:rtl w:val="0"/>
                   </w:rPr>
-                  <w:t xml:space="preserve">El </w:t>
-                </w:r>
-                <w:r>
-                  <w:rPr>
-                    <w:u w:val="single"/>
-                    <w:rtl w:val="0"/>
-                  </w:rPr>
-                  <w:t xml:space="preserve">ManejadorTarea </w:t>
-                </w:r>
-                <w:r>
-                  <w:rPr>
-                    <w:rtl w:val="0"/>
-                  </w:rPr>
-                  <w:t xml:space="preserve">cancela la operación.</w:t>
-                </w:r>
-              </w:p>
-            </w:tc>
-          </w:tr>
-          <w:tr>
-            <w:trPr>
-              <w:cantSplit w:val="0"/>
-              <w:trHeight w:val="420" w:hRule="atLeast"/>
-              <w:tblHeader w:val="0"/>
-            </w:trPr>
-            <w:tc>
-              <w:tcPr>
-                <w:shd w:fill="auto" w:val="clear"/>
-                <w:tcMar>
-                  <w:top w:w="100.0" w:type="dxa"/>
-                  <w:left w:w="100.0" w:type="dxa"/>
-                  <w:bottom w:w="100.0" w:type="dxa"/>
-                  <w:right w:w="100.0" w:type="dxa"/>
-                </w:tcMar>
-                <w:vAlign w:val="top"/>
-              </w:tcPr>
-              <w:p>
-                <w:pPr>
-                  <w:widowControl w:val="0"/>
-                  <w:spacing w:before="0" w:line="240" w:lineRule="auto"/>
-                  <w:ind w:left="0"/>
-                  <w:rPr/>
-                </w:pPr>
-                <w:r>
-                  <w:rPr>
-                    <w:rtl w:val="0"/>
-                  </w:rPr>
+                  <w:t xml:space="preserve">3a</w:t>
                 </w:r>
               </w:p>
             </w:tc>
@@ -3360,46 +3649,16 @@
                   <w:widowControl w:val="0"/>
                   <w:spacing w:before="0" w:line="240" w:lineRule="auto"/>
                   <w:ind w:left="0"/>
-                  <w:rPr/>
+                  <w:rPr>
+                    <w:u w:val="single"/>
+                  </w:rPr>
                 </w:pPr>
                 <w:r>
                   <w:rPr>
-                    <w:rtl w:val="0"/>
-                  </w:rPr>
-                  <w:t xml:space="preserve">2b</w:t>
-                </w:r>
-              </w:p>
-            </w:tc>
-            <w:tc>
-              <w:tcPr>
-                <w:shd w:fill="auto" w:val="clear"/>
-                <w:tcMar>
-                  <w:top w:w="100.0" w:type="dxa"/>
-                  <w:left w:w="100.0" w:type="dxa"/>
-                  <w:bottom w:w="100.0" w:type="dxa"/>
-                  <w:right w:w="100.0" w:type="dxa"/>
-                </w:tcMar>
-                <w:vAlign w:val="top"/>
-              </w:tcPr>
-              <w:p>
-                <w:pPr>
-                  <w:widowControl w:val="0"/>
-                  <w:spacing w:before="0" w:line="240" w:lineRule="auto"/>
-                  <w:ind w:left="0"/>
-                  <w:rPr/>
-                </w:pPr>
-                <w:r>
-                  <w:rPr>
                     <w:u w:val="single"/>
                     <w:rtl w:val="0"/>
                   </w:rPr>
-                  <w:t xml:space="preserve">El ManejadorTarea </w:t>
-                </w:r>
-                <w:r>
-                  <w:rPr>
-                    <w:rtl w:val="0"/>
-                  </w:rPr>
-                  <w:t xml:space="preserve">detecta datos inválidos:</w:t>
+                  <w:t xml:space="preserve">Error de conexión con la BDD:</w:t>
                 </w:r>
               </w:p>
               <w:p>
@@ -3413,146 +3672,6 @@
                   <w:rPr>
                     <w:rtl w:val="0"/>
                   </w:rPr>
-                  <w:t xml:space="preserve">El </w:t>
-                </w:r>
-                <w:r>
-                  <w:rPr>
-                    <w:u w:val="single"/>
-                    <w:rtl w:val="0"/>
-                  </w:rPr>
-                  <w:t xml:space="preserve">ManejadorTarea </w:t>
-                </w:r>
-                <w:r>
-                  <w:rPr>
-                    <w:rtl w:val="0"/>
-                  </w:rPr>
-                  <w:t xml:space="preserve">envía un mensaje de error a la </w:t>
-                </w:r>
-                <w:r>
-                  <w:rPr>
-                    <w:u w:val="single"/>
-                    <w:rtl w:val="0"/>
-                  </w:rPr>
-                  <w:t xml:space="preserve">InterfazUsuario </w:t>
-                </w:r>
-                <w:r>
-                  <w:rPr>
-                    <w:rtl w:val="0"/>
-                  </w:rPr>
-                  <w:t xml:space="preserve">y esta solicita mostrar el mensaje de error a través de la </w:t>
-                </w:r>
-                <w:r>
-                  <w:rPr>
-                    <w:u w:val="single"/>
-                    <w:rtl w:val="0"/>
-                  </w:rPr>
-                  <w:t xml:space="preserve">PantallaGestionCategorias</w:t>
-                </w:r>
-                <w:r>
-                  <w:rPr>
-                    <w:rtl w:val="0"/>
-                  </w:rPr>
-                  <w:t xml:space="preserve">.</w:t>
-                </w:r>
-              </w:p>
-            </w:tc>
-          </w:tr>
-          <w:tr>
-            <w:trPr>
-              <w:cantSplit w:val="0"/>
-              <w:trHeight w:val="420" w:hRule="atLeast"/>
-              <w:tblHeader w:val="0"/>
-            </w:trPr>
-            <w:tc>
-              <w:tcPr>
-                <w:shd w:fill="auto" w:val="clear"/>
-                <w:tcMar>
-                  <w:top w:w="100.0" w:type="dxa"/>
-                  <w:left w:w="100.0" w:type="dxa"/>
-                  <w:bottom w:w="100.0" w:type="dxa"/>
-                  <w:right w:w="100.0" w:type="dxa"/>
-                </w:tcMar>
-                <w:vAlign w:val="top"/>
-              </w:tcPr>
-              <w:p>
-                <w:pPr>
-                  <w:widowControl w:val="0"/>
-                  <w:spacing w:before="0" w:line="240" w:lineRule="auto"/>
-                  <w:ind w:left="0"/>
-                  <w:rPr/>
-                </w:pPr>
-                <w:r>
-                  <w:rPr>
-                    <w:rtl w:val="0"/>
-                  </w:rPr>
-                </w:r>
-              </w:p>
-            </w:tc>
-            <w:tc>
-              <w:tcPr>
-                <w:shd w:fill="auto" w:val="clear"/>
-                <w:tcMar>
-                  <w:top w:w="100.0" w:type="dxa"/>
-                  <w:left w:w="100.0" w:type="dxa"/>
-                  <w:bottom w:w="100.0" w:type="dxa"/>
-                  <w:right w:w="100.0" w:type="dxa"/>
-                </w:tcMar>
-                <w:vAlign w:val="top"/>
-              </w:tcPr>
-              <w:p>
-                <w:pPr>
-                  <w:widowControl w:val="0"/>
-                  <w:spacing w:before="0" w:line="240" w:lineRule="auto"/>
-                  <w:ind w:left="0"/>
-                  <w:rPr/>
-                </w:pPr>
-                <w:r>
-                  <w:rPr>
-                    <w:rtl w:val="0"/>
-                  </w:rPr>
-                  <w:t xml:space="preserve">3a</w:t>
-                </w:r>
-              </w:p>
-            </w:tc>
-            <w:tc>
-              <w:tcPr>
-                <w:shd w:fill="auto" w:val="clear"/>
-                <w:tcMar>
-                  <w:top w:w="100.0" w:type="dxa"/>
-                  <w:left w:w="100.0" w:type="dxa"/>
-                  <w:bottom w:w="100.0" w:type="dxa"/>
-                  <w:right w:w="100.0" w:type="dxa"/>
-                </w:tcMar>
-                <w:vAlign w:val="top"/>
-              </w:tcPr>
-              <w:p>
-                <w:pPr>
-                  <w:widowControl w:val="0"/>
-                  <w:spacing w:before="0" w:line="240" w:lineRule="auto"/>
-                  <w:ind w:left="0"/>
-                  <w:rPr>
-                    <w:u w:val="single"/>
-                  </w:rPr>
-                </w:pPr>
-                <w:r>
-                  <w:rPr>
-                    <w:u w:val="single"/>
-                    <w:rtl w:val="0"/>
-                  </w:rPr>
-                  <w:t xml:space="preserve">Error de conexión con la BDD:</w:t>
-                </w:r>
-              </w:p>
-              <w:p>
-                <w:pPr>
-                  <w:widowControl w:val="0"/>
-                  <w:spacing w:before="0" w:line="240" w:lineRule="auto"/>
-                  <w:ind w:left="0"/>
-                  <w:rPr/>
-                </w:pPr>
-                <w:r>
-                  <w:rPr>
-                    <w:rtl w:val="0"/>
-                  </w:rPr>
                   <w:t xml:space="preserve">La </w:t>
                 </w:r>
                 <w:r>
@@ -3613,92 +3732,6 @@
         </w:tbl>
       </w:sdtContent>
     </w:sdt>
-    <w:p>
-      <w:pPr>
-        <w:pStyle w:val="Heading2"/>
-        <w:spacing w:after="60" w:before="120" w:lineRule="auto"/>
-        <w:ind w:left="0"/>
-        <w:rPr>
-          <w:i w:val="1"/>
-          <w:iCs w:val="1"/>
-          <w:color w:val="548dd4"/>
-        </w:rPr>
-      </w:pPr>
-      <w:bookmarkStart w:colFirst="0" w:colLast="0" w:name="_heading=h.ntgju2ec8qsa" w:id="5"/>
-      <w:bookmarkEnd w:id="5"/>
-      <w:r>
-        <w:rPr>
-          <w:rtl w:val="0"/>
-        </w:rPr>
-      </w:r>
-    </w:p>
-    <w:p>
-      <w:pPr>
-        <w:pStyle w:val="Heading1"/>
-        <w:keepNext w:val="1"/>
-        <w:keepLines w:val="1"/>
-        <w:ind w:left="0" w:firstLine="0"/>
-        <w:rPr/>
-      </w:pPr>
-      <w:bookmarkStart w:colFirst="0" w:colLast="0" w:name="_heading=h.u5uzq6g9ja89" w:id="6"/>
-      <w:bookmarkEnd w:id="6"/>
-      <w:r>
-        <w:rPr>
-          <w:rtl w:val="0"/>
-        </w:rPr>
-      </w:r>
-    </w:p>
-    <w:p>
-      <w:pPr>
-        <w:pStyle w:val="Heading1"/>
-        <w:keepNext w:val="1"/>
-        <w:keepLines w:val="1"/>
-        <w:ind w:left="0" w:firstLine="0"/>
-        <w:rPr>
-          <w:vertAlign w:val="baseline"/>
-        </w:rPr>
-      </w:pPr>
-      <w:bookmarkStart w:colFirst="0" w:colLast="0" w:name="_heading=h.8606iud146lw" w:id="7"/>
-      <w:bookmarkEnd w:id="7"/>
-      <w:r>
-        <w:rPr>
-          <w:rtl w:val="0"/>
-        </w:rPr>
-      </w:r>
-    </w:p>
-    <w:p>
-      <w:pPr>
-        <w:tabs>
-          <w:tab w:val="left" w:leader="none" w:pos="0"/>
-        </w:tabs>
-        <w:ind w:left="0" w:firstLine="0"/>
-        <w:jc w:val="center"/>
-        <w:rPr>
-          <w:i w:val="1"/>
-          <w:iCs w:val="1"/>
-          <w:color w:val="548dd4"/>
-        </w:rPr>
-      </w:pPr>
-      <w:r>
-        <w:rPr>
-          <w:rtl w:val="0"/>
-        </w:rPr>
-      </w:r>
-    </w:p>
-    <w:p>
-      <w:pPr>
-        <w:tabs>
-          <w:tab w:val="left" w:leader="none" w:pos="0"/>
-        </w:tabs>
-        <w:ind w:firstLine="357"/>
-        <w:rPr/>
-      </w:pPr>
-      <w:r>
-        <w:rPr>
-          <w:rtl w:val="0"/>
-        </w:rPr>
-      </w:r>
-    </w:p>
     <w:p>
       <w:pPr>
         <w:keepNext w:val="0"/>
@@ -3717,226 +3750,8 @@
           <w:tab w:val="left" w:leader="none" w:pos="0"/>
         </w:tabs>
         <w:spacing w:after="0" w:before="200" w:line="276" w:lineRule="auto"/>
-        <w:ind w:left="115" w:right="0" w:hanging="5.9999999999999964"/>
+        <w:ind w:left="0" w:right="0" w:firstLine="0"/>
         <w:jc w:val="both"/>
-        <w:rPr>
-          <w:rFonts w:ascii="Calibri" w:cs="Calibri" w:eastAsia="Calibri" w:hAnsi="Calibri"/>
-          <w:b w:val="0"/>
-          <w:bCs w:val="0"/>
-          <w:i w:val="1"/>
-          <w:iCs w:val="1"/>
-          <w:smallCaps w:val="0"/>
-          <w:strike w:val="0"/>
-          <w:color w:val="548dd4"/>
-          <w:sz w:val="22"/>
-          <w:szCs w:val="22"/>
-          <w:u w:val="none"/>
-          <w:shd w:fill="auto" w:val="clear"/>
-          <w:vertAlign w:val="baseline"/>
-        </w:rPr>
-      </w:pPr>
-      <w:r>
-        <w:rPr>
-          <w:rFonts w:ascii="Calibri" w:cs="Calibri" w:eastAsia="Calibri" w:hAnsi="Calibri"/>
-          <w:b w:val="0"/>
-          <w:bCs w:val="0"/>
-          <w:i w:val="1"/>
-          <w:iCs w:val="1"/>
-          <w:smallCaps w:val="0"/>
-          <w:strike w:val="0"/>
-          <w:color w:val="548dd4"/>
-          <w:sz w:val="22"/>
-          <w:szCs w:val="22"/>
-          <w:u w:val="none"/>
-          <w:shd w:fill="auto" w:val="clear"/>
-          <w:vertAlign w:val="baseline"/>
-          <w:rtl w:val="0"/>
-        </w:rPr>
-        <w:br w:type="textWrapping"/>
-      </w:r>
-    </w:p>
-    <w:p>
-      <w:pPr>
-        <w:keepNext w:val="0"/>
-        <w:keepLines w:val="0"/>
-        <w:pageBreakBefore w:val="0"/>
-        <w:widowControl w:val="1"/>
-        <w:pBdr>
-          <w:top w:space="0" w:sz="0" w:val="nil"/>
-          <w:left w:space="0" w:sz="0" w:val="nil"/>
-          <w:bottom w:space="0" w:sz="0" w:val="nil"/>
-          <w:right w:space="0" w:sz="0" w:val="nil"/>
-          <w:between w:space="0" w:sz="0" w:val="nil"/>
-        </w:pBdr>
-        <w:shd w:fill="auto" w:val="clear"/>
-        <w:tabs>
-          <w:tab w:val="left" w:leader="none" w:pos="0"/>
-        </w:tabs>
-        <w:spacing w:after="0" w:before="200" w:line="276" w:lineRule="auto"/>
-        <w:ind w:left="115" w:right="0" w:hanging="5.9999999999999964"/>
-        <w:jc w:val="both"/>
-        <w:rPr>
-          <w:rFonts w:ascii="Calibri" w:cs="Calibri" w:eastAsia="Calibri" w:hAnsi="Calibri"/>
-          <w:b w:val="0"/>
-          <w:bCs w:val="0"/>
-          <w:i w:val="1"/>
-          <w:iCs w:val="1"/>
-          <w:smallCaps w:val="0"/>
-          <w:strike w:val="0"/>
-          <w:color w:val="548dd4"/>
-          <w:sz w:val="22"/>
-          <w:szCs w:val="22"/>
-          <w:u w:val="none"/>
-          <w:shd w:fill="auto" w:val="clear"/>
-          <w:vertAlign w:val="baseline"/>
-        </w:rPr>
-      </w:pPr>
-      <w:r>
-        <w:rPr>
-          <w:rtl w:val="0"/>
-        </w:rPr>
-      </w:r>
-    </w:p>
-    <w:p>
-      <w:pPr>
-        <w:keepNext w:val="0"/>
-        <w:keepLines w:val="0"/>
-        <w:pageBreakBefore w:val="0"/>
-        <w:widowControl w:val="1"/>
-        <w:pBdr>
-          <w:top w:space="0" w:sz="0" w:val="nil"/>
-          <w:left w:space="0" w:sz="0" w:val="nil"/>
-          <w:bottom w:space="0" w:sz="0" w:val="nil"/>
-          <w:right w:space="0" w:sz="0" w:val="nil"/>
-          <w:between w:space="0" w:sz="0" w:val="nil"/>
-        </w:pBdr>
-        <w:shd w:fill="auto" w:val="clear"/>
-        <w:tabs>
-          <w:tab w:val="left" w:leader="none" w:pos="0"/>
-        </w:tabs>
-        <w:spacing w:after="0" w:before="200" w:line="276" w:lineRule="auto"/>
-        <w:ind w:left="115" w:right="0" w:hanging="5.9999999999999964"/>
-        <w:jc w:val="both"/>
-        <w:rPr>
-          <w:rFonts w:ascii="Calibri" w:cs="Calibri" w:eastAsia="Calibri" w:hAnsi="Calibri"/>
-          <w:b w:val="0"/>
-          <w:bCs w:val="0"/>
-          <w:i w:val="1"/>
-          <w:iCs w:val="1"/>
-          <w:smallCaps w:val="0"/>
-          <w:strike w:val="0"/>
-          <w:color w:val="548dd4"/>
-          <w:sz w:val="22"/>
-          <w:szCs w:val="22"/>
-          <w:u w:val="none"/>
-          <w:shd w:fill="auto" w:val="clear"/>
-          <w:vertAlign w:val="baseline"/>
-        </w:rPr>
-      </w:pPr>
-      <w:r>
-        <w:rPr>
-          <w:rtl w:val="0"/>
-        </w:rPr>
-      </w:r>
-    </w:p>
-    <w:p>
-      <w:pPr>
-        <w:keepNext w:val="0"/>
-        <w:keepLines w:val="0"/>
-        <w:pageBreakBefore w:val="0"/>
-        <w:widowControl w:val="1"/>
-        <w:pBdr>
-          <w:top w:space="0" w:sz="0" w:val="nil"/>
-          <w:left w:space="0" w:sz="0" w:val="nil"/>
-          <w:bottom w:space="0" w:sz="0" w:val="nil"/>
-          <w:right w:space="0" w:sz="0" w:val="nil"/>
-          <w:between w:space="0" w:sz="0" w:val="nil"/>
-        </w:pBdr>
-        <w:shd w:fill="auto" w:val="clear"/>
-        <w:tabs>
-          <w:tab w:val="left" w:leader="none" w:pos="0"/>
-        </w:tabs>
-        <w:spacing w:after="0" w:before="200" w:line="276" w:lineRule="auto"/>
-        <w:ind w:left="115" w:right="0" w:hanging="5.9999999999999964"/>
-        <w:jc w:val="both"/>
-        <w:rPr>
-          <w:rFonts w:ascii="Calibri" w:cs="Calibri" w:eastAsia="Calibri" w:hAnsi="Calibri"/>
-          <w:b w:val="0"/>
-          <w:bCs w:val="0"/>
-          <w:i w:val="1"/>
-          <w:iCs w:val="1"/>
-          <w:smallCaps w:val="0"/>
-          <w:strike w:val="0"/>
-          <w:color w:val="548dd4"/>
-          <w:sz w:val="22"/>
-          <w:szCs w:val="22"/>
-          <w:u w:val="none"/>
-          <w:shd w:fill="auto" w:val="clear"/>
-          <w:vertAlign w:val="baseline"/>
-        </w:rPr>
-      </w:pPr>
-      <w:r>
-        <w:rPr>
-          <w:rtl w:val="0"/>
-        </w:rPr>
-      </w:r>
-    </w:p>
-    <w:p>
-      <w:pPr>
-        <w:keepNext w:val="0"/>
-        <w:keepLines w:val="0"/>
-        <w:pageBreakBefore w:val="0"/>
-        <w:widowControl w:val="1"/>
-        <w:pBdr>
-          <w:top w:space="0" w:sz="0" w:val="nil"/>
-          <w:left w:space="0" w:sz="0" w:val="nil"/>
-          <w:bottom w:space="0" w:sz="0" w:val="nil"/>
-          <w:right w:space="0" w:sz="0" w:val="nil"/>
-          <w:between w:space="0" w:sz="0" w:val="nil"/>
-        </w:pBdr>
-        <w:shd w:fill="auto" w:val="clear"/>
-        <w:spacing w:after="0" w:before="200" w:line="276" w:lineRule="auto"/>
-        <w:ind w:left="357" w:right="0" w:hanging="357"/>
-        <w:jc w:val="center"/>
-        <w:rPr>
-          <w:rFonts w:ascii="Calibri" w:cs="Calibri" w:eastAsia="Calibri" w:hAnsi="Calibri"/>
-          <w:b w:val="0"/>
-          <w:bCs w:val="0"/>
-          <w:i w:val="0"/>
-          <w:iCs w:val="0"/>
-          <w:smallCaps w:val="0"/>
-          <w:strike w:val="0"/>
-          <w:color w:val="000000"/>
-          <w:sz w:val="22"/>
-          <w:szCs w:val="22"/>
-          <w:u w:val="none"/>
-          <w:shd w:fill="auto" w:val="clear"/>
-          <w:vertAlign w:val="baseline"/>
-        </w:rPr>
-      </w:pPr>
-      <w:r>
-        <w:rPr>
-          <w:rtl w:val="0"/>
-        </w:rPr>
-      </w:r>
-    </w:p>
-    <w:p>
-      <w:pPr>
-        <w:keepNext w:val="1"/>
-        <w:keepLines w:val="1"/>
-        <w:pageBreakBefore w:val="0"/>
-        <w:widowControl w:val="1"/>
-        <w:pBdr>
-          <w:top w:space="0" w:sz="0" w:val="nil"/>
-          <w:left w:space="0" w:sz="0" w:val="nil"/>
-          <w:bottom w:space="0" w:sz="0" w:val="nil"/>
-          <w:right w:space="0" w:sz="0" w:val="nil"/>
-          <w:between w:space="0" w:sz="0" w:val="nil"/>
-        </w:pBdr>
-        <w:shd w:fill="auto" w:val="clear"/>
-        <w:spacing w:after="0" w:before="200" w:line="276" w:lineRule="auto"/>
-        <w:ind w:left="0" w:right="0" w:firstLine="0"/>
-        <w:jc w:val="left"/>
         <w:rPr>
           <w:rFonts w:ascii="Cambria" w:cs="Cambria" w:eastAsia="Cambria" w:hAnsi="Cambria"/>
           <w:b w:val="1"/>
@@ -4912,7 +4727,14 @@
         <w:rFonts w:ascii="Cambria" w:cs="Cambria" w:eastAsia="Cambria" w:hAnsi="Cambria"/>
         <w:rtl w:val="0"/>
       </w:rPr>
-      <w:t xml:space="preserve">CU19 - Modificar Categoría</w:t>
+      <w:t xml:space="preserve">CU19</w:t>
+    </w:r>
+    <w:r>
+      <w:rPr>
+        <w:rFonts w:ascii="Cambria" w:cs="Cambria" w:eastAsia="Cambria" w:hAnsi="Cambria"/>
+        <w:rtl w:val="0"/>
+      </w:rPr>
+      <w:t xml:space="preserve"> - Modificar Categoría</w:t>
     </w:r>
   </w:p>
   <w:p>
@@ -7068,7 +6890,7 @@
 
 <file path=customXML/item1.xml><?xml version="1.0" encoding="utf-8"?>
 <go:gDocsCustomXmlDataStorage xmlns:go="http://customooxmlschemas.google.com/" xmlns:r="http://schemas.openxmlformats.org/officeDocument/2006/relationships" uri="GoogleDocsCustomDataVersion2">
-  <go:docsCustomData xmlns:go="http://customooxmlschemas.google.com/" roundtripDataSignature="AMtx7mixTwdcNnlS81AumTyKm4BwqFY1Yw==">CgMxLjAaHwoBMBIaChgICVIUChJ0YWJsZS5sYXlhNGZ1djBqd3IyDmgua2lqNWNzZTl2dHBpMg5oLnZ5dDY5ZWE1MTlhODIOaC5maTQ3eXprd2Y4OG8yDmgubmNuamtlOTU1YXh1Mg5oLnVpYm1ib3FlZHF6cjIOaC5udGdqdTJlYzhxc2EyDmgudTV1enE2ZzlqYTg5Mg5oLjg2MDZpdWQxNDZsdzgAciExSzBMX3NKc2J6bGRGMXA4RDNPY2tIUkZGZldhOWlxeUM=</go:docsCustomData>
+  <go:docsCustomData xmlns:go="http://customooxmlschemas.google.com/" roundtripDataSignature="AMtx7mhsahXsA+pobRP0KsuEsFb/piSjrA==">CgMxLjAaHwoBMBIaChgICVIUChJ0YWJsZS5sYXlhNGZ1djBqd3IyDmgua2lqNWNzZTl2dHBpMg5oLnZ5dDY5ZWE1MTlhODIOaC5maTQ3eXprd2Y4OG8yDmgubmNuamtlOTU1YXh1OAByITFLMExfc0pzYnpsZEYxcDhEM09ja0hSRkZmV2E5aXF5Qw==</go:docsCustomData>
 </go:gDocsCustomXmlDataStorage>
 </file>
 
